--- a/backend/ocitanja/static/javno/upute/ocitanje-vode-upute-za-suvlasnike.docx
+++ b/backend/ocitanja/static/javno/upute/ocitanje-vode-upute-za-suvlasnike.docx
@@ -2776,7 +2776,7 @@
                 <w:sz w:val="28"/>
                 <w:szCs w:val="28"/>
               </w:rPr>
-              <w:t xml:space="preserve">Dean Blečić</w:t>
+              <w:t>______________________________</w:t>
             </w:r>
           </w:p>
           <w:p>
@@ -2815,7 +2815,7 @@
                 <w:sz w:val="28"/>
                 <w:szCs w:val="28"/>
               </w:rPr>
-              <w:t xml:space="preserve">dean.blecic@gmail.com</w:t>
+              <w:t>______________________________</w:t>
             </w:r>
           </w:p>
         </w:tc>
